--- a/examples/custom/doc/01-custom-prediction.docx
+++ b/examples/custom/doc/01-custom-prediction.docx
@@ -2041,7 +2041,7 @@
         <w:rPr>
           <w:rStyle w:val="VerbatimChar"/>
         </w:rPr>
-        <w:t xml:space="preserve">## 1 7.327578e-05 0.02382606 0.9998527</w:t>
+        <w:t xml:space="preserve">## 1 7.194175e-05 0.02315932 0.9998554</w:t>
       </w:r>
     </w:p>
     <w:p>
@@ -2266,7 +2266,7 @@
         <w:rPr>
           <w:rStyle w:val="VerbatimChar"/>
         </w:rPr>
-        <w:t xml:space="preserve">## 1 0.002143518 0.2234372 0.9814863</w:t>
+        <w:t xml:space="preserve">## 1 0.002059226 0.2188279 0.9822144</w:t>
       </w:r>
     </w:p>
     <w:p>

--- a/examples/custom/doc/01-custom-prediction.docx
+++ b/examples/custom/doc/01-custom-prediction.docx
@@ -2041,7 +2041,7 @@
         <w:rPr>
           <w:rStyle w:val="VerbatimChar"/>
         </w:rPr>
-        <w:t xml:space="preserve">## 1 7.194175e-05 0.02315932 0.9998554</w:t>
+        <w:t xml:space="preserve">## 1 7.327578e-05 0.02382606 0.9998527</w:t>
       </w:r>
     </w:p>
     <w:p>
@@ -2266,7 +2266,7 @@
         <w:rPr>
           <w:rStyle w:val="VerbatimChar"/>
         </w:rPr>
-        <w:t xml:space="preserve">## 1 0.002059226 0.2188279 0.9822144</w:t>
+        <w:t xml:space="preserve">## 1 0.002143518 0.2234372 0.9814863</w:t>
       </w:r>
     </w:p>
     <w:p>
